--- a/assets/data/Mindset 01/Mindset1- Custom- Unit 03.docx
+++ b/assets/data/Mindset 01/Mindset1- Custom- Unit 03.docx
@@ -300,29 +300,30 @@
     <w:tbl>
       <w:tblPr>
         <w:tblStyle w:val="DottedTable"/>
-        <w:tblW w:w="14312" w:type="dxa"/>
+        <w:tblW w:w="14392" w:type="dxa"/>
         <w:tblLook w:val="04A0" w:firstRow="1" w:lastRow="0" w:firstColumn="1" w:lastColumn="0" w:noHBand="0" w:noVBand="1"/>
       </w:tblPr>
       <w:tblGrid>
         <w:gridCol w:w="650"/>
-        <w:gridCol w:w="13662"/>
+        <w:gridCol w:w="9410"/>
+        <w:gridCol w:w="4332"/>
       </w:tblGrid>
       <w:tr>
         <w:tc>
           <w:tcPr>
-            <w:tcW w:w="582" w:type="dxa"/>
+            <w:tcW w:w="650" w:type="dxa"/>
           </w:tcPr>
           <w:tbl>
             <w:tblPr>
               <w:tblStyle w:val="CompactTable"/>
               <w:tblW w:w="0" w:type="auto"/>
               <w:tblBorders>
-                <w:top w:val="single" w:sz="18" w:space="0" w:color="D2D79B"/>
-                <w:left w:val="single" w:sz="18" w:space="0" w:color="D2D79B"/>
-                <w:bottom w:val="single" w:sz="18" w:space="0" w:color="D2D79B"/>
-                <w:right w:val="single" w:sz="18" w:space="0" w:color="D2D79B"/>
-                <w:insideH w:val="single" w:sz="18" w:space="0" w:color="D2D79B"/>
-                <w:insideV w:val="single" w:sz="18" w:space="0" w:color="D2D79B"/>
+                <w:top w:val="single" w:sz="18" w:space="0" w:color="8C983E"/>
+                <w:left w:val="single" w:sz="18" w:space="0" w:color="8C983E"/>
+                <w:bottom w:val="single" w:sz="18" w:space="0" w:color="8C983E"/>
+                <w:right w:val="single" w:sz="18" w:space="0" w:color="8C983E"/>
+                <w:insideH w:val="single" w:sz="18" w:space="0" w:color="8C983E"/>
+                <w:insideV w:val="single" w:sz="18" w:space="0" w:color="8C983E"/>
               </w:tblBorders>
               <w:tblLook w:val="04A0" w:firstRow="1" w:lastRow="0" w:firstColumn="1" w:lastColumn="0" w:noHBand="0" w:noVBand="1"/>
             </w:tblPr>
@@ -370,8 +371,225 @@
         </w:tc>
         <w:tc>
           <w:tcPr>
-            <w:tcW w:w="13730" w:type="dxa"/>
+            <w:tcW w:w="9410" w:type="dxa"/>
           </w:tcPr>
+          <w:p>
+            <w:pPr>
+              <w:pStyle w:val="SS3-115"/>
+              <w:spacing w:after="240"/>
+            </w:pPr>
+            <w:r>
+              <w:rPr>
+                <w:rFonts w:ascii="Source Sans 3 Medium" w:hAnsi="Source Sans 3 Medium"/>
+                <w:b/>
+                <w:bCs/>
+              </w:rPr>
+              <w:t>Are these words about work or studies? Put them in the correct column.</w:t>
+            </w:r>
+          </w:p>
+          <w:tbl>
+            <w:tblPr>
+              <w:tblStyle w:val="CommonTable"/>
+              <w:tblW w:w="0" w:type="auto"/>
+              <w:tblBorders>
+                <w:top w:val="single" w:sz="18" w:space="0" w:color="DDF03C"/>
+                <w:left w:val="single" w:sz="18" w:space="0" w:color="DDF03C"/>
+                <w:bottom w:val="single" w:sz="18" w:space="0" w:color="DDF03C"/>
+                <w:right w:val="single" w:sz="18" w:space="0" w:color="DDF03C"/>
+                <w:insideH w:val="none" w:sz="0" w:space="0" w:color="auto"/>
+                <w:insideV w:val="none" w:sz="0" w:space="0" w:color="auto"/>
+              </w:tblBorders>
+              <w:tblLook w:val="04A0" w:firstRow="1" w:lastRow="0" w:firstColumn="1" w:lastColumn="0" w:noHBand="0" w:noVBand="1"/>
+            </w:tblPr>
+            <w:tblGrid>
+              <w:gridCol w:w="1213"/>
+              <w:gridCol w:w="1915"/>
+              <w:gridCol w:w="2061"/>
+            </w:tblGrid>
+            <w:tr>
+              <w:tc>
+                <w:tcPr>
+                  <w:tcW w:w="0" w:type="auto"/>
+                </w:tcPr>
+                <w:p>
+                  <w:pPr>
+                    <w:pStyle w:val="SS3-115"/>
+                    <w:rPr>
+                      <w:iCs/>
+                      <w:strike/>
+                    </w:rPr>
+                  </w:pPr>
+                  <w:r>
+                    <w:t>academic</w:t>
+                  </w:r>
+                </w:p>
+              </w:tc>
+              <w:tc>
+                <w:tcPr>
+                  <w:tcW w:w="0" w:type="auto"/>
+                </w:tcPr>
+                <w:p>
+                  <w:pPr>
+                    <w:pStyle w:val="SS3-115"/>
+                    <w:rPr>
+                      <w:iCs/>
+                    </w:rPr>
+                  </w:pPr>
+                  <w:r>
+                    <w:t>blended learning</w:t>
+                  </w:r>
+                </w:p>
+              </w:tc>
+              <w:tc>
+                <w:tcPr>
+                  <w:tcW w:w="0" w:type="auto"/>
+                </w:tcPr>
+                <w:p>
+                  <w:pPr>
+                    <w:pStyle w:val="SS3-115"/>
+                    <w:rPr>
+                      <w:iCs/>
+                    </w:rPr>
+                  </w:pPr>
+                  <w:r>
+                    <w:t>business</w:t>
+                  </w:r>
+                </w:p>
+              </w:tc>
+            </w:tr>
+            <w:tr>
+              <w:tc>
+                <w:tcPr>
+                  <w:tcW w:w="0" w:type="auto"/>
+                </w:tcPr>
+                <w:p>
+                  <w:pPr>
+                    <w:pStyle w:val="SS3-115"/>
+                    <w:rPr>
+                      <w:iCs/>
+                    </w:rPr>
+                  </w:pPr>
+                  <w:r>
+                    <w:t>degree</w:t>
+                  </w:r>
+                </w:p>
+              </w:tc>
+              <w:tc>
+                <w:tcPr>
+                  <w:tcW w:w="0" w:type="auto"/>
+                </w:tcPr>
+                <w:p>
+                  <w:pPr>
+                    <w:pStyle w:val="SS3-115"/>
+                    <w:rPr>
+                      <w:iCs/>
+                    </w:rPr>
+                  </w:pPr>
+                  <w:r>
+                    <w:t>employers</w:t>
+                  </w:r>
+                </w:p>
+              </w:tc>
+              <w:tc>
+                <w:tcPr>
+                  <w:tcW w:w="0" w:type="auto"/>
+                </w:tcPr>
+                <w:p>
+                  <w:pPr>
+                    <w:pStyle w:val="SS3-115"/>
+                    <w:rPr>
+                      <w:iCs/>
+                    </w:rPr>
+                  </w:pPr>
+                  <w:r>
+                    <w:t>retirement</w:t>
+                  </w:r>
+                </w:p>
+              </w:tc>
+            </w:tr>
+            <w:tr>
+              <w:tc>
+                <w:tcPr>
+                  <w:tcW w:w="0" w:type="auto"/>
+                </w:tcPr>
+                <w:p>
+                  <w:pPr>
+                    <w:pStyle w:val="SS3-115"/>
+                  </w:pPr>
+                  <w:r>
+                    <w:t>job</w:t>
+                  </w:r>
+                </w:p>
+              </w:tc>
+              <w:tc>
+                <w:tcPr>
+                  <w:tcW w:w="0" w:type="auto"/>
+                </w:tcPr>
+                <w:p>
+                  <w:pPr>
+                    <w:pStyle w:val="SS3-115"/>
+                  </w:pPr>
+                  <w:r>
+                    <w:t>qualification</w:t>
+                  </w:r>
+                </w:p>
+              </w:tc>
+              <w:tc>
+                <w:tcPr>
+                  <w:tcW w:w="0" w:type="auto"/>
+                </w:tcPr>
+                <w:p>
+                  <w:pPr>
+                    <w:pStyle w:val="SS3-115"/>
+                  </w:pPr>
+                  <w:r>
+                    <w:t>primary education</w:t>
+                  </w:r>
+                </w:p>
+              </w:tc>
+            </w:tr>
+            <w:tr>
+              <w:tc>
+                <w:tcPr>
+                  <w:tcW w:w="0" w:type="auto"/>
+                </w:tcPr>
+                <w:p>
+                  <w:pPr>
+                    <w:pStyle w:val="SS3-115"/>
+                  </w:pPr>
+                  <w:r>
+                    <w:t>office</w:t>
+                  </w:r>
+                </w:p>
+              </w:tc>
+              <w:tc>
+                <w:tcPr>
+                  <w:tcW w:w="0" w:type="auto"/>
+                </w:tcPr>
+                <w:p>
+                  <w:pPr>
+                    <w:pStyle w:val="SS3-115"/>
+                  </w:pPr>
+                  <w:r>
+                    <w:t>lifelong learning</w:t>
+                  </w:r>
+                </w:p>
+              </w:tc>
+              <w:tc>
+                <w:tcPr>
+                  <w:tcW w:w="0" w:type="auto"/>
+                </w:tcPr>
+                <w:p>
+                  <w:pPr>
+                    <w:pStyle w:val="SS3-115"/>
+                  </w:pPr>
+                  <w:r>
+                    <w:t>seminars</w:t>
+                  </w:r>
+                </w:p>
+              </w:tc>
+            </w:tr>
+          </w:tbl>
           <w:p>
             <w:pPr>
               <w:spacing w:after="120"/>
@@ -383,7 +601,291 @@
                 <w:szCs w:val="23"/>
               </w:rPr>
             </w:pPr>
-            <w:r>
+          </w:p>
+          <w:tbl>
+            <w:tblPr>
+              <w:tblStyle w:val="CommonTable"/>
+              <w:tblW w:w="0" w:type="auto"/>
+              <w:tblBorders>
+                <w:top w:val="single" w:sz="18" w:space="0" w:color="DDF03C"/>
+                <w:left w:val="none" w:sz="0" w:space="0" w:color="auto"/>
+                <w:bottom w:val="none" w:sz="0" w:space="0" w:color="auto"/>
+                <w:right w:val="none" w:sz="0" w:space="0" w:color="auto"/>
+                <w:insideH w:val="none" w:sz="0" w:space="0" w:color="auto"/>
+                <w:insideV w:val="single" w:sz="18" w:space="0" w:color="DDF03C"/>
+              </w:tblBorders>
+              <w:shd w:val="clear" w:color="auto" w:fill="EEEDF3"/>
+              <w:tblLook w:val="04A0" w:firstRow="1" w:lastRow="0" w:firstColumn="1" w:lastColumn="0" w:noHBand="0" w:noVBand="1"/>
+            </w:tblPr>
+            <w:tblGrid>
+              <w:gridCol w:w="1136"/>
+              <w:gridCol w:w="1137"/>
+            </w:tblGrid>
+            <w:tr>
+              <w:tc>
+                <w:tcPr>
+                  <w:tcW w:w="1136" w:type="dxa"/>
+                  <w:tcBorders>
+                    <w:bottom w:val="single" w:sz="8" w:space="0" w:color="DDF03C"/>
+                  </w:tcBorders>
+                  <w:shd w:val="clear" w:color="auto" w:fill="EEEDF3"/>
+                </w:tcPr>
+                <w:p>
+                  <w:pPr>
+                    <w:pStyle w:val="SS3-115"/>
+                    <w:rPr>
+                      <w:b/>
+                      <w:bCs/>
+                    </w:rPr>
+                  </w:pPr>
+                  <w:r>
+                    <w:rPr>
+                      <w:b/>
+                      <w:bCs/>
+                    </w:rPr>
+                    <w:t>Work</w:t>
+                  </w:r>
+                </w:p>
+              </w:tc>
+              <w:tc>
+                <w:tcPr>
+                  <w:tcW w:w="1137" w:type="dxa"/>
+                  <w:tcBorders>
+                    <w:bottom w:val="single" w:sz="8" w:space="0" w:color="DDF03C"/>
+                  </w:tcBorders>
+                  <w:shd w:val="clear" w:color="auto" w:fill="EEEDF3"/>
+                </w:tcPr>
+                <w:p>
+                  <w:pPr>
+                    <w:pStyle w:val="SS3-115"/>
+                    <w:jc w:val="center"/>
+                    <w:rPr>
+                      <w:b/>
+                      <w:bCs/>
+                    </w:rPr>
+                  </w:pPr>
+                  <w:r>
+                    <w:rPr>
+                      <w:b/>
+                      <w:bCs/>
+                    </w:rPr>
+                    <w:t>Studies</w:t>
+                  </w:r>
+                </w:p>
+              </w:tc>
+            </w:tr>
+            <w:tr>
+              <w:tc>
+                <w:tcPr>
+                  <w:tcW w:w="1136" w:type="dxa"/>
+                  <w:tcBorders>
+                    <w:top w:val="single" w:sz="8" w:space="0" w:color="DDF03C"/>
+                    <w:bottom w:val="single" w:sz="6" w:space="0" w:color="DDF03C"/>
+                    <w:right w:val="single" w:sz="6" w:space="0" w:color="DDF03C"/>
+                  </w:tcBorders>
+                  <w:shd w:val="clear" w:color="auto" w:fill="EEEDF3"/>
+                </w:tcPr>
+                <w:p>
+                  <w:pPr>
+                    <w:pStyle w:val="SS3-115"/>
+                    <w:spacing w:after="120"/>
+                  </w:pPr>
+                </w:p>
+              </w:tc>
+              <w:tc>
+                <w:tcPr>
+                  <w:tcW w:w="1137" w:type="dxa"/>
+                  <w:tcBorders>
+                    <w:top w:val="single" w:sz="8" w:space="0" w:color="DDF03C"/>
+                    <w:left w:val="single" w:sz="6" w:space="0" w:color="DDF03C"/>
+                    <w:bottom w:val="single" w:sz="6" w:space="0" w:color="DDF03C"/>
+                  </w:tcBorders>
+                  <w:shd w:val="clear" w:color="auto" w:fill="EEEDF3"/>
+                </w:tcPr>
+                <w:p>
+                  <w:pPr>
+                    <w:pStyle w:val="SS3-115"/>
+                  </w:pPr>
+                </w:p>
+              </w:tc>
+            </w:tr>
+            <w:tr>
+              <w:tc>
+                <w:tcPr>
+                  <w:tcW w:w="1136" w:type="dxa"/>
+                  <w:tcBorders>
+                    <w:top w:val="single" w:sz="6" w:space="0" w:color="DDF03C"/>
+                    <w:bottom w:val="single" w:sz="6" w:space="0" w:color="DDF03C"/>
+                    <w:right w:val="single" w:sz="6" w:space="0" w:color="DDF03C"/>
+                  </w:tcBorders>
+                  <w:shd w:val="clear" w:color="auto" w:fill="EEEDF3"/>
+                </w:tcPr>
+                <w:p>
+                  <w:pPr>
+                    <w:pStyle w:val="SS3-115"/>
+                    <w:spacing w:after="120"/>
+                  </w:pPr>
+                </w:p>
+              </w:tc>
+              <w:tc>
+                <w:tcPr>
+                  <w:tcW w:w="1137" w:type="dxa"/>
+                  <w:tcBorders>
+                    <w:top w:val="single" w:sz="6" w:space="0" w:color="DDF03C"/>
+                    <w:left w:val="single" w:sz="6" w:space="0" w:color="DDF03C"/>
+                    <w:bottom w:val="single" w:sz="6" w:space="0" w:color="DDF03C"/>
+                  </w:tcBorders>
+                  <w:shd w:val="clear" w:color="auto" w:fill="EEEDF3"/>
+                </w:tcPr>
+                <w:p>
+                  <w:pPr>
+                    <w:pStyle w:val="SS3-115"/>
+                  </w:pPr>
+                </w:p>
+              </w:tc>
+            </w:tr>
+            <w:tr>
+              <w:tc>
+                <w:tcPr>
+                  <w:tcW w:w="1136" w:type="dxa"/>
+                  <w:tcBorders>
+                    <w:top w:val="single" w:sz="6" w:space="0" w:color="DDF03C"/>
+                    <w:bottom w:val="single" w:sz="6" w:space="0" w:color="DDF03C"/>
+                    <w:right w:val="single" w:sz="6" w:space="0" w:color="DDF03C"/>
+                  </w:tcBorders>
+                  <w:shd w:val="clear" w:color="auto" w:fill="EEEDF3"/>
+                </w:tcPr>
+                <w:p>
+                  <w:pPr>
+                    <w:pStyle w:val="SS3-115"/>
+                    <w:spacing w:after="120"/>
+                  </w:pPr>
+                </w:p>
+              </w:tc>
+              <w:tc>
+                <w:tcPr>
+                  <w:tcW w:w="1137" w:type="dxa"/>
+                  <w:tcBorders>
+                    <w:top w:val="single" w:sz="6" w:space="0" w:color="DDF03C"/>
+                    <w:left w:val="single" w:sz="6" w:space="0" w:color="DDF03C"/>
+                    <w:bottom w:val="single" w:sz="6" w:space="0" w:color="DDF03C"/>
+                  </w:tcBorders>
+                  <w:shd w:val="clear" w:color="auto" w:fill="EEEDF3"/>
+                </w:tcPr>
+                <w:p>
+                  <w:pPr>
+                    <w:pStyle w:val="SS3-115"/>
+                  </w:pPr>
+                </w:p>
+              </w:tc>
+            </w:tr>
+            <w:tr>
+              <w:tc>
+                <w:tcPr>
+                  <w:tcW w:w="1136" w:type="dxa"/>
+                  <w:tcBorders>
+                    <w:top w:val="single" w:sz="6" w:space="0" w:color="DDF03C"/>
+                    <w:bottom w:val="single" w:sz="6" w:space="0" w:color="DDF03C"/>
+                    <w:right w:val="single" w:sz="6" w:space="0" w:color="DDF03C"/>
+                  </w:tcBorders>
+                  <w:shd w:val="clear" w:color="auto" w:fill="EEEDF3"/>
+                </w:tcPr>
+                <w:p>
+                  <w:pPr>
+                    <w:pStyle w:val="SS3-115"/>
+                    <w:spacing w:after="120"/>
+                  </w:pPr>
+                </w:p>
+              </w:tc>
+              <w:tc>
+                <w:tcPr>
+                  <w:tcW w:w="1137" w:type="dxa"/>
+                  <w:tcBorders>
+                    <w:top w:val="single" w:sz="6" w:space="0" w:color="DDF03C"/>
+                    <w:left w:val="single" w:sz="6" w:space="0" w:color="DDF03C"/>
+                    <w:bottom w:val="single" w:sz="6" w:space="0" w:color="DDF03C"/>
+                  </w:tcBorders>
+                  <w:shd w:val="clear" w:color="auto" w:fill="EEEDF3"/>
+                </w:tcPr>
+                <w:p>
+                  <w:pPr>
+                    <w:pStyle w:val="SS3-115"/>
+                  </w:pPr>
+                </w:p>
+              </w:tc>
+            </w:tr>
+            <w:tr>
+              <w:tc>
+                <w:tcPr>
+                  <w:tcW w:w="1136" w:type="dxa"/>
+                  <w:tcBorders>
+                    <w:top w:val="single" w:sz="6" w:space="0" w:color="DDF03C"/>
+                    <w:bottom w:val="single" w:sz="6" w:space="0" w:color="DDF03C"/>
+                    <w:right w:val="single" w:sz="6" w:space="0" w:color="DDF03C"/>
+                  </w:tcBorders>
+                  <w:shd w:val="clear" w:color="auto" w:fill="EEEDF3"/>
+                </w:tcPr>
+                <w:p>
+                  <w:pPr>
+                    <w:pStyle w:val="SS3-115"/>
+                    <w:spacing w:after="120"/>
+                  </w:pPr>
+                </w:p>
+              </w:tc>
+              <w:tc>
+                <w:tcPr>
+                  <w:tcW w:w="1137" w:type="dxa"/>
+                  <w:tcBorders>
+                    <w:top w:val="single" w:sz="6" w:space="0" w:color="DDF03C"/>
+                    <w:left w:val="single" w:sz="6" w:space="0" w:color="DDF03C"/>
+                    <w:bottom w:val="single" w:sz="6" w:space="0" w:color="DDF03C"/>
+                  </w:tcBorders>
+                  <w:shd w:val="clear" w:color="auto" w:fill="EEEDF3"/>
+                </w:tcPr>
+                <w:p>
+                  <w:pPr>
+                    <w:pStyle w:val="SS3-115"/>
+                  </w:pPr>
+                </w:p>
+              </w:tc>
+            </w:tr>
+            <w:tr>
+              <w:tc>
+                <w:tcPr>
+                  <w:tcW w:w="1136" w:type="dxa"/>
+                  <w:tcBorders>
+                    <w:top w:val="single" w:sz="6" w:space="0" w:color="DDF03C"/>
+                    <w:right w:val="single" w:sz="6" w:space="0" w:color="DDF03C"/>
+                  </w:tcBorders>
+                  <w:shd w:val="clear" w:color="auto" w:fill="EEEDF3"/>
+                </w:tcPr>
+                <w:p>
+                  <w:pPr>
+                    <w:pStyle w:val="SS3-115"/>
+                    <w:spacing w:after="120"/>
+                  </w:pPr>
+                </w:p>
+              </w:tc>
+              <w:tc>
+                <w:tcPr>
+                  <w:tcW w:w="1137" w:type="dxa"/>
+                  <w:tcBorders>
+                    <w:top w:val="single" w:sz="6" w:space="0" w:color="DDF03C"/>
+                    <w:left w:val="single" w:sz="6" w:space="0" w:color="DDF03C"/>
+                  </w:tcBorders>
+                  <w:shd w:val="clear" w:color="auto" w:fill="EEEDF3"/>
+                </w:tcPr>
+                <w:p>
+                  <w:pPr>
+                    <w:pStyle w:val="SS3-115"/>
+                  </w:pPr>
+                </w:p>
+              </w:tc>
+            </w:tr>
+          </w:tbl>
+          <w:p>
+            <w:pPr>
+              <w:spacing w:after="120"/>
               <w:rPr>
                 <w:rFonts w:ascii="Source Sans 3 Medium" w:hAnsi="Source Sans 3 Medium"/>
                 <w:b/>
@@ -391,9 +893,101 @@
                 <w:sz w:val="23"/>
                 <w:szCs w:val="23"/>
               </w:rPr>
-              <w:t>Tell your partner about the house or apartment you live in</w:t>
-            </w:r>
-            <w:r>
+            </w:pPr>
+          </w:p>
+          <w:p>
+            <w:pPr>
+              <w:pStyle w:val="SS3-115"/>
+              <w:spacing w:before="240"/>
+              <w:rPr>
+                <w:iCs/>
+                <w:rtl/>
+              </w:rPr>
+            </w:pPr>
+          </w:p>
+        </w:tc>
+        <w:tc>
+          <w:tcPr>
+            <w:tcW w:w="4332" w:type="dxa"/>
+          </w:tcPr>
+          <w:p>
+            <w:pPr>
+              <w:rPr>
+                <w:rFonts w:ascii="Source Sans 3 SemiBold" w:hAnsi="Source Sans 3 SemiBold"/>
+                <w:b/>
+                <w:bCs/>
+                <w:noProof/>
+                <w:color w:val="FFFFFF" w:themeColor="background1"/>
+                <w:shd w:val="clear" w:color="auto" w:fill="68AF3D"/>
+              </w:rPr>
+            </w:pPr>
+            <w:r>
+              <w:rPr>
+                <w:rFonts w:ascii="Source Sans 3 SemiBold" w:hAnsi="Source Sans 3 SemiBold"/>
+                <w:b/>
+                <w:bCs/>
+                <w:noProof/>
+                <w:color w:val="FFFFFF" w:themeColor="background1"/>
+                <w:bdr w:val="single" w:sz="24" w:space="0" w:color="DDEF82"/>
+                <w:shd w:val="clear" w:color="auto" w:fill="89DD56"/>
+              </w:rPr>
+              <w:t xml:space="preserve">TIP </w:t>
+            </w:r>
+            <w:r>
+              <w:rPr>
+                <w:rFonts w:ascii="Source Sans 3 SemiBold" w:hAnsi="Source Sans 3 SemiBold"/>
+                <w:b/>
+                <w:bCs/>
+                <w:noProof/>
+                <w:bdr w:val="single" w:sz="24" w:space="0" w:color="DDEF82"/>
+              </w:rPr>
+              <w:t>01</w:t>
+            </w:r>
+          </w:p>
+          <w:tbl>
+            <w:tblPr>
+              <w:tblStyle w:val="NormalTable"/>
+              <w:tblW w:w="0" w:type="auto"/>
+              <w:tblBorders>
+                <w:top w:val="single" w:sz="18" w:space="0" w:color="DDEF82"/>
+                <w:left w:val="single" w:sz="18" w:space="0" w:color="DDEF82"/>
+                <w:bottom w:val="single" w:sz="18" w:space="0" w:color="DDEF82"/>
+                <w:right w:val="single" w:sz="18" w:space="0" w:color="DDEF82"/>
+                <w:insideH w:val="single" w:sz="18" w:space="0" w:color="DDEF82"/>
+                <w:insideV w:val="single" w:sz="18" w:space="0" w:color="DDEF82"/>
+              </w:tblBorders>
+              <w:tblLook w:val="04A0" w:firstRow="1" w:lastRow="0" w:firstColumn="1" w:lastColumn="0" w:noHBand="0" w:noVBand="1"/>
+            </w:tblPr>
+            <w:tblGrid>
+              <w:gridCol w:w="4002"/>
+            </w:tblGrid>
+            <w:tr>
+              <w:tc>
+                <w:tcPr>
+                  <w:tcW w:w="6061" w:type="dxa"/>
+                </w:tcPr>
+                <w:p>
+                  <w:pPr>
+                    <w:rPr>
+                      <w:noProof/>
+                      <w:sz w:val="21"/>
+                      <w:szCs w:val="21"/>
+                    </w:rPr>
+                  </w:pPr>
+                  <w:r>
+                    <w:rPr>
+                      <w:sz w:val="21"/>
+                      <w:szCs w:val="21"/>
+                    </w:rPr>
+                    <w:t>Divide your vocabulary notebook into topics. Leave space to add new words as you learn them.</w:t>
+                  </w:r>
+                </w:p>
+              </w:tc>
+            </w:tr>
+          </w:tbl>
+          <w:p>
+            <w:pPr>
+              <w:spacing w:after="120"/>
               <w:rPr>
                 <w:rFonts w:ascii="Source Sans 3 Medium" w:hAnsi="Source Sans 3 Medium"/>
                 <w:b/>
@@ -401,33 +995,10 @@
                 <w:sz w:val="23"/>
                 <w:szCs w:val="23"/>
               </w:rPr>
-              <w:t>.</w:t>
-            </w:r>
-          </w:p>
-          <w:p>
-            <w:pPr>
-              <w:pStyle w:val="SS3-115"/>
-              <w:spacing w:before="240"/>
-              <w:rPr>
-                <w:iCs/>
-                <w:rtl/>
-              </w:rPr>
             </w:pPr>
           </w:p>
         </w:tc>
       </w:tr>
-    </w:tbl>
-    <w:p/>
-    <w:tbl>
-      <w:tblPr>
-        <w:tblStyle w:val="DottedTable"/>
-        <w:tblW w:w="14312" w:type="dxa"/>
-        <w:tblLook w:val="04A0" w:firstRow="1" w:lastRow="0" w:firstColumn="1" w:lastColumn="0" w:noHBand="0" w:noVBand="1"/>
-      </w:tblPr>
-      <w:tblGrid>
-        <w:gridCol w:w="650"/>
-        <w:gridCol w:w="13662"/>
-      </w:tblGrid>
       <w:tr>
         <w:tc>
           <w:tcPr>
@@ -438,12 +1009,12 @@
               <w:tblStyle w:val="CompactTable"/>
               <w:tblW w:w="0" w:type="auto"/>
               <w:tblBorders>
-                <w:top w:val="single" w:sz="18" w:space="0" w:color="CDE653"/>
-                <w:left w:val="single" w:sz="18" w:space="0" w:color="CDE653"/>
-                <w:bottom w:val="single" w:sz="18" w:space="0" w:color="CDE653"/>
-                <w:right w:val="single" w:sz="18" w:space="0" w:color="CDE653"/>
-                <w:insideH w:val="single" w:sz="18" w:space="0" w:color="CDE653"/>
-                <w:insideV w:val="single" w:sz="18" w:space="0" w:color="CDE653"/>
+                <w:top w:val="single" w:sz="18" w:space="0" w:color="8C983E"/>
+                <w:left w:val="single" w:sz="18" w:space="0" w:color="8C983E"/>
+                <w:bottom w:val="single" w:sz="18" w:space="0" w:color="8C983E"/>
+                <w:right w:val="single" w:sz="18" w:space="0" w:color="8C983E"/>
+                <w:insideH w:val="single" w:sz="18" w:space="0" w:color="8C983E"/>
+                <w:insideV w:val="single" w:sz="18" w:space="0" w:color="8C983E"/>
               </w:tblBorders>
               <w:tblLook w:val="04A0" w:firstRow="1" w:lastRow="0" w:firstColumn="1" w:lastColumn="0" w:noHBand="0" w:noVBand="1"/>
             </w:tblPr>
@@ -479,285 +1050,37 @@
           <w:p>
             <w:pPr>
               <w:rPr>
-                <w:rFonts w:ascii="Source Sans 3" w:hAnsi="Source Sans 3"/>
-                <w:b/>
                 <w:bCs/>
-                <w:sz w:val="26"/>
                 <w:szCs w:val="26"/>
-                <w:bdr w:val="single" w:sz="12" w:space="0" w:color="FFFF00"/>
               </w:rPr>
             </w:pPr>
           </w:p>
         </w:tc>
         <w:tc>
           <w:tcPr>
-            <w:tcW w:w="13662" w:type="dxa"/>
+            <w:tcW w:w="13742" w:type="dxa"/>
+            <w:gridSpan w:val="2"/>
           </w:tcPr>
           <w:p>
             <w:pPr>
+              <w:rPr>
+                <w:rFonts w:ascii="Source Sans 3 SemiBold" w:hAnsi="Source Sans 3 SemiBold"/>
+                <w:b/>
+                <w:bCs/>
+                <w:noProof/>
+                <w:color w:val="FFFFFF" w:themeColor="background1"/>
+                <w:bdr w:val="single" w:sz="24" w:space="0" w:color="DDEF82"/>
+                <w:shd w:val="clear" w:color="auto" w:fill="89DD56"/>
+              </w:rPr>
+            </w:pPr>
+            <w:r>
               <w:rPr>
                 <w:rFonts w:ascii="Source Sans 3 Medium" w:hAnsi="Source Sans 3 Medium"/>
                 <w:b/>
                 <w:bCs/>
-                <w:sz w:val="23"/>
-                <w:szCs w:val="23"/>
-              </w:rPr>
-            </w:pPr>
-            <w:r>
-              <w:rPr>
-                <w:rFonts w:ascii="Source Sans 3 Medium" w:hAnsi="Source Sans 3 Medium"/>
-                <w:b/>
-                <w:bCs/>
-                <w:sz w:val="23"/>
-                <w:szCs w:val="23"/>
-              </w:rPr>
-              <w:t>What kind of house would you like to live in</w:t>
-            </w:r>
-            <w:r>
-              <w:rPr>
-                <w:rFonts w:ascii="Source Sans 3 Medium" w:hAnsi="Source Sans 3 Medium"/>
-                <w:b/>
-                <w:bCs/>
-                <w:sz w:val="23"/>
-                <w:szCs w:val="23"/>
-              </w:rPr>
-              <w:t>?</w:t>
-            </w:r>
-          </w:p>
-          <w:tbl>
-            <w:tblPr>
-              <w:tblStyle w:val="CommonTable"/>
-              <w:tblW w:w="0" w:type="auto"/>
-              <w:tblBorders>
-                <w:top w:val="none" w:sz="0" w:space="0" w:color="auto"/>
-                <w:left w:val="none" w:sz="0" w:space="0" w:color="auto"/>
-                <w:bottom w:val="none" w:sz="0" w:space="0" w:color="auto"/>
-                <w:right w:val="none" w:sz="0" w:space="0" w:color="auto"/>
-                <w:insideH w:val="none" w:sz="0" w:space="0" w:color="auto"/>
-                <w:insideV w:val="none" w:sz="0" w:space="0" w:color="auto"/>
-              </w:tblBorders>
-              <w:tblLook w:val="04A0" w:firstRow="1" w:lastRow="0" w:firstColumn="1" w:lastColumn="0" w:noHBand="0" w:noVBand="1"/>
-            </w:tblPr>
-            <w:tblGrid>
-              <w:gridCol w:w="4964"/>
-              <w:gridCol w:w="4904"/>
-            </w:tblGrid>
-            <w:tr>
-              <w:tc>
-                <w:tcPr>
-                  <w:tcW w:w="0" w:type="auto"/>
-                </w:tcPr>
-                <w:p>
-                  <w:r>
-                    <w:rPr>
-                      <w:noProof/>
-                    </w:rPr>
-                    <w:drawing>
-                      <wp:inline distT="0" distB="0" distL="0" distR="0" wp14:anchorId="17CDF5A8" wp14:editId="5355E301">
-                        <wp:extent cx="2971800" cy="2095500"/>
-                        <wp:effectExtent l="0" t="0" r="0" b="0"/>
-                        <wp:docPr id="20" name="Picture 20"/>
-                        <wp:cNvGraphicFramePr>
-                          <a:graphicFrameLocks xmlns:a="http://schemas.openxmlformats.org/drawingml/2006/main" noChangeAspect="1"/>
-                        </wp:cNvGraphicFramePr>
-                        <a:graphic xmlns:a="http://schemas.openxmlformats.org/drawingml/2006/main">
-                          <a:graphicData uri="http://schemas.openxmlformats.org/drawingml/2006/picture">
-                            <pic:pic xmlns:pic="http://schemas.openxmlformats.org/drawingml/2006/picture">
-                              <pic:nvPicPr>
-                                <pic:cNvPr id="1" name=""/>
-                                <pic:cNvPicPr/>
-                              </pic:nvPicPr>
-                              <pic:blipFill>
-                                <a:blip r:embed="rId7"/>
-                                <a:stretch>
-                                  <a:fillRect/>
-                                </a:stretch>
-                              </pic:blipFill>
-                              <pic:spPr>
-                                <a:xfrm>
-                                  <a:off x="0" y="0"/>
-                                  <a:ext cx="2971800" cy="2095500"/>
-                                </a:xfrm>
-                                <a:prstGeom prst="rect">
-                                  <a:avLst/>
-                                </a:prstGeom>
-                              </pic:spPr>
-                            </pic:pic>
-                          </a:graphicData>
-                        </a:graphic>
-                      </wp:inline>
-                    </w:drawing>
-                  </w:r>
-                </w:p>
-                <w:p>
-                  <w:pPr>
-                    <w:rPr>
-                      <w:b/>
-                      <w:bCs/>
-                    </w:rPr>
-                  </w:pPr>
-                  <w:r>
-                    <w:rPr>
-                      <w:b/>
-                      <w:bCs/>
-                      <w:color w:val="FFFFFF" w:themeColor="background1"/>
-                      <w:shd w:val="clear" w:color="auto" w:fill="C8E044"/>
-                    </w:rPr>
-                    <w:t>a house in the country</w:t>
-                  </w:r>
-                </w:p>
-              </w:tc>
-              <w:tc>
-                <w:tcPr>
-                  <w:tcW w:w="0" w:type="auto"/>
-                </w:tcPr>
-                <w:p>
-                  <w:r>
-                    <w:rPr>
-                      <w:noProof/>
-                    </w:rPr>
-                    <w:drawing>
-                      <wp:inline distT="0" distB="0" distL="0" distR="0" wp14:anchorId="20F28750" wp14:editId="133DDBC3">
-                        <wp:extent cx="2933700" cy="1819275"/>
-                        <wp:effectExtent l="0" t="0" r="0" b="9525"/>
-                        <wp:docPr id="21" name="Picture 21"/>
-                        <wp:cNvGraphicFramePr>
-                          <a:graphicFrameLocks xmlns:a="http://schemas.openxmlformats.org/drawingml/2006/main" noChangeAspect="1"/>
-                        </wp:cNvGraphicFramePr>
-                        <a:graphic xmlns:a="http://schemas.openxmlformats.org/drawingml/2006/main">
-                          <a:graphicData uri="http://schemas.openxmlformats.org/drawingml/2006/picture">
-                            <pic:pic xmlns:pic="http://schemas.openxmlformats.org/drawingml/2006/picture">
-                              <pic:nvPicPr>
-                                <pic:cNvPr id="1" name=""/>
-                                <pic:cNvPicPr/>
-                              </pic:nvPicPr>
-                              <pic:blipFill>
-                                <a:blip r:embed="rId8"/>
-                                <a:stretch>
-                                  <a:fillRect/>
-                                </a:stretch>
-                              </pic:blipFill>
-                              <pic:spPr>
-                                <a:xfrm>
-                                  <a:off x="0" y="0"/>
-                                  <a:ext cx="2933700" cy="1819275"/>
-                                </a:xfrm>
-                                <a:prstGeom prst="rect">
-                                  <a:avLst/>
-                                </a:prstGeom>
-                              </pic:spPr>
-                            </pic:pic>
-                          </a:graphicData>
-                        </a:graphic>
-                      </wp:inline>
-                    </w:drawing>
-                  </w:r>
-                </w:p>
-                <w:p>
-                  <w:pPr>
-                    <w:rPr>
-                      <w:rFonts w:ascii="Comic Sans MS" w:hAnsi="Comic Sans MS"/>
-                    </w:rPr>
-                  </w:pPr>
-                  <w:r>
-                    <w:rPr>
-                      <w:rFonts w:ascii="Comic Sans MS" w:hAnsi="Comic Sans MS"/>
-                      <w:b/>
-                      <w:bCs/>
-                      <w:color w:val="FFFFFF" w:themeColor="background1"/>
-                      <w:shd w:val="clear" w:color="auto" w:fill="C8E044"/>
-                    </w:rPr>
-                    <w:t>a luxury apartment in the city</w:t>
-                  </w:r>
-                </w:p>
-              </w:tc>
-            </w:tr>
-            <w:tr>
-              <w:tc>
-                <w:tcPr>
-                  <w:tcW w:w="0" w:type="auto"/>
-                </w:tcPr>
-                <w:p>
-                  <w:r>
-                    <w:rPr>
-                      <w:noProof/>
-                    </w:rPr>
-                    <w:drawing>
-                      <wp:inline distT="0" distB="0" distL="0" distR="0" wp14:anchorId="47247732" wp14:editId="5CFD8B36">
-                        <wp:extent cx="2381250" cy="1609725"/>
-                        <wp:effectExtent l="0" t="0" r="0" b="9525"/>
-                        <wp:docPr id="22" name="Picture 22"/>
-                        <wp:cNvGraphicFramePr>
-                          <a:graphicFrameLocks xmlns:a="http://schemas.openxmlformats.org/drawingml/2006/main" noChangeAspect="1"/>
-                        </wp:cNvGraphicFramePr>
-                        <a:graphic xmlns:a="http://schemas.openxmlformats.org/drawingml/2006/main">
-                          <a:graphicData uri="http://schemas.openxmlformats.org/drawingml/2006/picture">
-                            <pic:pic xmlns:pic="http://schemas.openxmlformats.org/drawingml/2006/picture">
-                              <pic:nvPicPr>
-                                <pic:cNvPr id="1" name=""/>
-                                <pic:cNvPicPr/>
-                              </pic:nvPicPr>
-                              <pic:blipFill>
-                                <a:blip r:embed="rId9"/>
-                                <a:stretch>
-                                  <a:fillRect/>
-                                </a:stretch>
-                              </pic:blipFill>
-                              <pic:spPr>
-                                <a:xfrm>
-                                  <a:off x="0" y="0"/>
-                                  <a:ext cx="2381250" cy="1609725"/>
-                                </a:xfrm>
-                                <a:prstGeom prst="rect">
-                                  <a:avLst/>
-                                </a:prstGeom>
-                              </pic:spPr>
-                            </pic:pic>
-                          </a:graphicData>
-                        </a:graphic>
-                      </wp:inline>
-                    </w:drawing>
-                  </w:r>
-                </w:p>
-                <w:p>
-                  <w:r>
-                    <w:rPr>
-                      <w:b/>
-                      <w:bCs/>
-                      <w:color w:val="FFFFFF" w:themeColor="background1"/>
-                      <w:shd w:val="clear" w:color="auto" w:fill="C8E044"/>
-                    </w:rPr>
-                    <w:t xml:space="preserve">a </w:t>
-                  </w:r>
-                  <w:r>
-                    <w:rPr>
-                      <w:b/>
-                      <w:bCs/>
-                      <w:color w:val="FFFFFF" w:themeColor="background1"/>
-                      <w:shd w:val="clear" w:color="auto" w:fill="C8E044"/>
-                    </w:rPr>
-                    <w:t>caravan</w:t>
-                  </w:r>
-                </w:p>
-              </w:tc>
-              <w:tc>
-                <w:tcPr>
-                  <w:tcW w:w="0" w:type="auto"/>
-                </w:tcPr>
-                <w:p/>
-              </w:tc>
-            </w:tr>
-          </w:tbl>
-          <w:p>
-            <w:pPr>
-              <w:rPr>
-                <w:rFonts w:ascii="Source Sans 3 Medium" w:hAnsi="Source Sans 3 Medium"/>
-                <w:b/>
-                <w:bCs/>
-                <w:sz w:val="23"/>
-                <w:szCs w:val="23"/>
-              </w:rPr>
-            </w:pPr>
+              </w:rPr>
+              <w:t>How many of the words can you find in the text opposite in ONE minute?</w:t>
+            </w:r>
           </w:p>
         </w:tc>
       </w:tr>
@@ -780,6 +1103,97 @@
           <w:sz w:val="2"/>
           <w:szCs w:val="2"/>
           <w:lang w:bidi="ar-SA"/>
+        </w:rPr>
+      </w:pPr>
+    </w:p>
+    <w:p>
+      <w:pPr>
+        <w:rPr>
+          <w:color w:val="DDF03C"/>
+          <w:sz w:val="34"/>
+          <w:szCs w:val="34"/>
+        </w:rPr>
+      </w:pPr>
+      <w:r>
+        <w:rPr>
+          <w:color w:val="D7EC30"/>
+          <w:sz w:val="34"/>
+          <w:szCs w:val="34"/>
+          <w:shd w:val="clear" w:color="auto" w:fill="D7EC30"/>
+        </w:rPr>
+        <w:t>[[[[[[[[[[</w:t>
+      </w:r>
+      <w:r>
+        <w:rPr>
+          <w:rFonts w:ascii="Source Sans 3 SemiBold" w:hAnsi="Source Sans 3 SemiBold"/>
+          <w:b/>
+          <w:bCs/>
+          <w:sz w:val="34"/>
+          <w:szCs w:val="34"/>
+        </w:rPr>
+        <w:t>MULTIPLE-CHOICE QUESTIONS</w:t>
+      </w:r>
+      <w:r>
+        <w:rPr>
+          <w:color w:val="A7C527"/>
+          <w:sz w:val="34"/>
+          <w:szCs w:val="34"/>
+        </w:rPr>
+        <w:t>]</w:t>
+      </w:r>
+    </w:p>
+    <w:tbl>
+      <w:tblPr>
+        <w:tblStyle w:val="CommonTable"/>
+        <w:tblW w:w="0" w:type="auto"/>
+        <w:tblBorders>
+          <w:top w:val="single" w:sz="24" w:space="0" w:color="auto"/>
+          <w:left w:val="single" w:sz="24" w:space="0" w:color="auto"/>
+          <w:bottom w:val="single" w:sz="24" w:space="0" w:color="auto"/>
+          <w:right w:val="single" w:sz="24" w:space="0" w:color="auto"/>
+          <w:insideH w:val="single" w:sz="24" w:space="0" w:color="auto"/>
+          <w:insideV w:val="single" w:sz="24" w:space="0" w:color="auto"/>
+        </w:tblBorders>
+        <w:tblLook w:val="04A0" w:firstRow="1" w:lastRow="0" w:firstColumn="1" w:lastColumn="0" w:noHBand="0" w:noVBand="1"/>
+      </w:tblPr>
+      <w:tblGrid>
+        <w:gridCol w:w="2606"/>
+      </w:tblGrid>
+      <w:tr>
+        <w:tc>
+          <w:tcPr>
+            <w:tcW w:w="0" w:type="auto"/>
+            <w:shd w:val="clear" w:color="auto" w:fill="D7EC30"/>
+          </w:tcPr>
+          <w:p>
+            <w:pPr>
+              <w:rPr>
+                <w:rFonts w:ascii="Source Sans 3 Medium" w:hAnsi="Source Sans 3 Medium"/>
+                <w:b/>
+                <w:bCs/>
+                <w:sz w:val="23"/>
+                <w:szCs w:val="23"/>
+                <w:lang w:bidi="ar-SA"/>
+              </w:rPr>
+            </w:pPr>
+            <w:r>
+              <w:rPr>
+                <w:b/>
+                <w:bCs/>
+                <w:sz w:val="24"/>
+                <w:szCs w:val="24"/>
+              </w:rPr>
+              <w:t>FINDING THE ANSWER</w:t>
+            </w:r>
+          </w:p>
+        </w:tc>
+      </w:tr>
+    </w:tbl>
+    <w:p>
+      <w:pPr>
+        <w:rPr>
+          <w:sz w:val="2"/>
+          <w:szCs w:val="2"/>
         </w:rPr>
       </w:pPr>
     </w:p>
@@ -1026,217 +1440,6 @@
               <w:t>Which ones would you like to live in?</w:t>
             </w:r>
           </w:p>
-          <w:tbl>
-            <w:tblPr>
-              <w:tblStyle w:val="CommonTable"/>
-              <w:tblW w:w="0" w:type="auto"/>
-              <w:tblBorders>
-                <w:top w:val="none" w:sz="0" w:space="0" w:color="auto"/>
-                <w:left w:val="none" w:sz="0" w:space="0" w:color="auto"/>
-                <w:bottom w:val="none" w:sz="0" w:space="0" w:color="auto"/>
-                <w:right w:val="none" w:sz="0" w:space="0" w:color="auto"/>
-                <w:insideH w:val="none" w:sz="0" w:space="0" w:color="auto"/>
-                <w:insideV w:val="none" w:sz="0" w:space="0" w:color="auto"/>
-              </w:tblBorders>
-              <w:tblLook w:val="04A0" w:firstRow="1" w:lastRow="0" w:firstColumn="1" w:lastColumn="0" w:noHBand="0" w:noVBand="1"/>
-            </w:tblPr>
-            <w:tblGrid>
-              <w:gridCol w:w="3944"/>
-              <w:gridCol w:w="4934"/>
-            </w:tblGrid>
-            <w:tr>
-              <w:tc>
-                <w:tcPr>
-                  <w:tcW w:w="0" w:type="auto"/>
-                </w:tcPr>
-                <w:p>
-                  <w:r>
-                    <w:rPr>
-                      <w:noProof/>
-                    </w:rPr>
-                    <w:drawing>
-                      <wp:inline distT="0" distB="0" distL="0" distR="0" wp14:anchorId="05D26C7D" wp14:editId="7498B107">
-                        <wp:extent cx="2143125" cy="2533650"/>
-                        <wp:effectExtent l="0" t="0" r="9525" b="0"/>
-                        <wp:docPr id="29" name="Picture 29"/>
-                        <wp:cNvGraphicFramePr>
-                          <a:graphicFrameLocks xmlns:a="http://schemas.openxmlformats.org/drawingml/2006/main" noChangeAspect="1"/>
-                        </wp:cNvGraphicFramePr>
-                        <a:graphic xmlns:a="http://schemas.openxmlformats.org/drawingml/2006/main">
-                          <a:graphicData uri="http://schemas.openxmlformats.org/drawingml/2006/picture">
-                            <pic:pic xmlns:pic="http://schemas.openxmlformats.org/drawingml/2006/picture">
-                              <pic:nvPicPr>
-                                <pic:cNvPr id="1" name=""/>
-                                <pic:cNvPicPr/>
-                              </pic:nvPicPr>
-                              <pic:blipFill>
-                                <a:blip r:embed="rId10"/>
-                                <a:stretch>
-                                  <a:fillRect/>
-                                </a:stretch>
-                              </pic:blipFill>
-                              <pic:spPr>
-                                <a:xfrm>
-                                  <a:off x="0" y="0"/>
-                                  <a:ext cx="2143125" cy="2533650"/>
-                                </a:xfrm>
-                                <a:prstGeom prst="rect">
-                                  <a:avLst/>
-                                </a:prstGeom>
-                              </pic:spPr>
-                            </pic:pic>
-                          </a:graphicData>
-                        </a:graphic>
-                      </wp:inline>
-                    </w:drawing>
-                  </w:r>
-                </w:p>
-              </w:tc>
-              <w:tc>
-                <w:tcPr>
-                  <w:tcW w:w="0" w:type="auto"/>
-                </w:tcPr>
-                <w:p>
-                  <w:r>
-                    <w:rPr>
-                      <w:noProof/>
-                    </w:rPr>
-                    <w:drawing>
-                      <wp:inline distT="0" distB="0" distL="0" distR="0" wp14:anchorId="20CC4D89" wp14:editId="58C73B23">
-                        <wp:extent cx="2952750" cy="1809750"/>
-                        <wp:effectExtent l="0" t="0" r="0" b="0"/>
-                        <wp:docPr id="30" name="Picture 30"/>
-                        <wp:cNvGraphicFramePr>
-                          <a:graphicFrameLocks xmlns:a="http://schemas.openxmlformats.org/drawingml/2006/main" noChangeAspect="1"/>
-                        </wp:cNvGraphicFramePr>
-                        <a:graphic xmlns:a="http://schemas.openxmlformats.org/drawingml/2006/main">
-                          <a:graphicData uri="http://schemas.openxmlformats.org/drawingml/2006/picture">
-                            <pic:pic xmlns:pic="http://schemas.openxmlformats.org/drawingml/2006/picture">
-                              <pic:nvPicPr>
-                                <pic:cNvPr id="1" name=""/>
-                                <pic:cNvPicPr/>
-                              </pic:nvPicPr>
-                              <pic:blipFill>
-                                <a:blip r:embed="rId11"/>
-                                <a:stretch>
-                                  <a:fillRect/>
-                                </a:stretch>
-                              </pic:blipFill>
-                              <pic:spPr>
-                                <a:xfrm>
-                                  <a:off x="0" y="0"/>
-                                  <a:ext cx="2952750" cy="1809750"/>
-                                </a:xfrm>
-                                <a:prstGeom prst="rect">
-                                  <a:avLst/>
-                                </a:prstGeom>
-                              </pic:spPr>
-                            </pic:pic>
-                          </a:graphicData>
-                        </a:graphic>
-                      </wp:inline>
-                    </w:drawing>
-                  </w:r>
-                </w:p>
-              </w:tc>
-            </w:tr>
-            <w:tr>
-              <w:tc>
-                <w:tcPr>
-                  <w:tcW w:w="0" w:type="auto"/>
-                </w:tcPr>
-                <w:p>
-                  <w:r>
-                    <w:rPr>
-                      <w:noProof/>
-                    </w:rPr>
-                    <w:drawing>
-                      <wp:inline distT="0" distB="0" distL="0" distR="0" wp14:anchorId="6E349AA8" wp14:editId="731E2347">
-                        <wp:extent cx="2324100" cy="1485900"/>
-                        <wp:effectExtent l="0" t="0" r="0" b="0"/>
-                        <wp:docPr id="31" name="Picture 31"/>
-                        <wp:cNvGraphicFramePr>
-                          <a:graphicFrameLocks xmlns:a="http://schemas.openxmlformats.org/drawingml/2006/main" noChangeAspect="1"/>
-                        </wp:cNvGraphicFramePr>
-                        <a:graphic xmlns:a="http://schemas.openxmlformats.org/drawingml/2006/main">
-                          <a:graphicData uri="http://schemas.openxmlformats.org/drawingml/2006/picture">
-                            <pic:pic xmlns:pic="http://schemas.openxmlformats.org/drawingml/2006/picture">
-                              <pic:nvPicPr>
-                                <pic:cNvPr id="1" name=""/>
-                                <pic:cNvPicPr/>
-                              </pic:nvPicPr>
-                              <pic:blipFill>
-                                <a:blip r:embed="rId12"/>
-                                <a:stretch>
-                                  <a:fillRect/>
-                                </a:stretch>
-                              </pic:blipFill>
-                              <pic:spPr>
-                                <a:xfrm>
-                                  <a:off x="0" y="0"/>
-                                  <a:ext cx="2324100" cy="1485900"/>
-                                </a:xfrm>
-                                <a:prstGeom prst="rect">
-                                  <a:avLst/>
-                                </a:prstGeom>
-                              </pic:spPr>
-                            </pic:pic>
-                          </a:graphicData>
-                        </a:graphic>
-                      </wp:inline>
-                    </w:drawing>
-                  </w:r>
-                </w:p>
-              </w:tc>
-              <w:tc>
-                <w:tcPr>
-                  <w:tcW w:w="0" w:type="auto"/>
-                </w:tcPr>
-                <w:p>
-                  <w:r>
-                    <w:rPr>
-                      <w:noProof/>
-                    </w:rPr>
-                    <w:drawing>
-                      <wp:inline distT="0" distB="0" distL="0" distR="0" wp14:anchorId="663C4B8F" wp14:editId="322B9507">
-                        <wp:extent cx="2667000" cy="1524000"/>
-                        <wp:effectExtent l="0" t="0" r="0" b="0"/>
-                        <wp:docPr id="32" name="Picture 32"/>
-                        <wp:cNvGraphicFramePr>
-                          <a:graphicFrameLocks xmlns:a="http://schemas.openxmlformats.org/drawingml/2006/main" noChangeAspect="1"/>
-                        </wp:cNvGraphicFramePr>
-                        <a:graphic xmlns:a="http://schemas.openxmlformats.org/drawingml/2006/main">
-                          <a:graphicData uri="http://schemas.openxmlformats.org/drawingml/2006/picture">
-                            <pic:pic xmlns:pic="http://schemas.openxmlformats.org/drawingml/2006/picture">
-                              <pic:nvPicPr>
-                                <pic:cNvPr id="1" name=""/>
-                                <pic:cNvPicPr/>
-                              </pic:nvPicPr>
-                              <pic:blipFill>
-                                <a:blip r:embed="rId13"/>
-                                <a:stretch>
-                                  <a:fillRect/>
-                                </a:stretch>
-                              </pic:blipFill>
-                              <pic:spPr>
-                                <a:xfrm>
-                                  <a:off x="0" y="0"/>
-                                  <a:ext cx="2667000" cy="1524000"/>
-                                </a:xfrm>
-                                <a:prstGeom prst="rect">
-                                  <a:avLst/>
-                                </a:prstGeom>
-                              </pic:spPr>
-                            </pic:pic>
-                          </a:graphicData>
-                        </a:graphic>
-                      </wp:inline>
-                    </w:drawing>
-                  </w:r>
-                </w:p>
-              </w:tc>
-            </w:tr>
-          </w:tbl>
           <w:p>
             <w:pPr>
               <w:pStyle w:val="SS3-115"/>
@@ -2531,7 +2734,7 @@
               <w:tblLook w:val="04A0" w:firstRow="1" w:lastRow="0" w:firstColumn="1" w:lastColumn="0" w:noHBand="0" w:noVBand="1"/>
             </w:tblPr>
             <w:tblGrid>
-              <w:gridCol w:w="4108"/>
+              <w:gridCol w:w="3615"/>
               <w:gridCol w:w="3246"/>
             </w:tblGrid>
             <w:tr>
@@ -6119,7 +6322,7 @@
                                 <pic:cNvPicPr/>
                               </pic:nvPicPr>
                               <pic:blipFill>
-                                <a:blip r:embed="rId14"/>
+                                <a:blip r:embed="rId7"/>
                                 <a:stretch>
                                   <a:fillRect/>
                                 </a:stretch>
@@ -6283,7 +6486,7 @@
                                 <pic:cNvPicPr/>
                               </pic:nvPicPr>
                               <pic:blipFill>
-                                <a:blip r:embed="rId15"/>
+                                <a:blip r:embed="rId8"/>
                                 <a:stretch>
                                   <a:fillRect/>
                                 </a:stretch>
@@ -11548,7 +11751,7 @@
                                 <pic:cNvPicPr/>
                               </pic:nvPicPr>
                               <pic:blipFill>
-                                <a:blip r:embed="rId16"/>
+                                <a:blip r:embed="rId9"/>
                                 <a:stretch>
                                   <a:fillRect/>
                                 </a:stretch>
@@ -11740,7 +11943,7 @@
                                 <pic:cNvPicPr/>
                               </pic:nvPicPr>
                               <pic:blipFill>
-                                <a:blip r:embed="rId17"/>
+                                <a:blip r:embed="rId10"/>
                                 <a:stretch>
                                   <a:fillRect/>
                                 </a:stretch>
@@ -12587,7 +12790,7 @@
                                 <pic:cNvPicPr/>
                               </pic:nvPicPr>
                               <pic:blipFill>
-                                <a:blip r:embed="rId18"/>
+                                <a:blip r:embed="rId11"/>
                                 <a:stretch>
                                   <a:fillRect/>
                                 </a:stretch>
@@ -12649,7 +12852,7 @@
                                 <pic:cNvPicPr/>
                               </pic:nvPicPr>
                               <pic:blipFill>
-                                <a:blip r:embed="rId19"/>
+                                <a:blip r:embed="rId12"/>
                                 <a:stretch>
                                   <a:fillRect/>
                                 </a:stretch>
@@ -12711,7 +12914,7 @@
                                 <pic:cNvPicPr/>
                               </pic:nvPicPr>
                               <pic:blipFill>
-                                <a:blip r:embed="rId20"/>
+                                <a:blip r:embed="rId13"/>
                                 <a:stretch>
                                   <a:fillRect/>
                                 </a:stretch>
@@ -12772,7 +12975,7 @@
                                 <pic:cNvPicPr/>
                               </pic:nvPicPr>
                               <pic:blipFill>
-                                <a:blip r:embed="rId21"/>
+                                <a:blip r:embed="rId14"/>
                                 <a:stretch>
                                   <a:fillRect/>
                                 </a:stretch>
@@ -12836,7 +13039,7 @@
                                 <pic:cNvPicPr/>
                               </pic:nvPicPr>
                               <pic:blipFill>
-                                <a:blip r:embed="rId22"/>
+                                <a:blip r:embed="rId15"/>
                                 <a:stretch>
                                   <a:fillRect/>
                                 </a:stretch>
@@ -12898,7 +13101,7 @@
                                 <pic:cNvPicPr/>
                               </pic:nvPicPr>
                               <pic:blipFill>
-                                <a:blip r:embed="rId23"/>
+                                <a:blip r:embed="rId16"/>
                                 <a:stretch>
                                   <a:fillRect/>
                                 </a:stretch>
@@ -12960,7 +13163,7 @@
                                 <pic:cNvPicPr/>
                               </pic:nvPicPr>
                               <pic:blipFill>
-                                <a:blip r:embed="rId24"/>
+                                <a:blip r:embed="rId17"/>
                                 <a:stretch>
                                   <a:fillRect/>
                                 </a:stretch>
@@ -13103,15 +13306,7 @@
               <w:pStyle w:val="SS3-115"/>
             </w:pPr>
             <w:r>
-              <w:t xml:space="preserve">Sports and </w:t>
-            </w:r>
-            <w:proofErr w:type="gramStart"/>
-            <w:r>
-              <w:t>leisure:---</w:t>
-            </w:r>
-            <w:proofErr w:type="gramEnd"/>
-            <w:r>
-              <w:t>, ---</w:t>
+              <w:t>Sports and leisure:---, ---</w:t>
             </w:r>
           </w:p>
           <w:p>
@@ -13224,7 +13419,7 @@
                 <w:szCs w:val="23"/>
               </w:rPr>
             </w:pPr>
-            <w:hyperlink r:id="rId25" w:history="1">
+            <w:hyperlink r:id="rId18" w:history="1">
               <w:r>
                 <w:rPr>
                   <w:rStyle w:val="Hyperlink"/>
@@ -13484,7 +13679,7 @@
             </w:r>
           </w:p>
           <w:p>
-            <w:hyperlink r:id="rId26" w:history="1">
+            <w:hyperlink r:id="rId19" w:history="1">
               <w:r>
                 <w:rPr>
                   <w:rStyle w:val="Hyperlink"/>
@@ -13730,23 +13925,7 @@
                       <w:sz w:val="21"/>
                       <w:szCs w:val="21"/>
                     </w:rPr>
-                    <w:t xml:space="preserve">In Section 1 of the Listening test you may have to write the name of a person, a place or a website. </w:t>
-                  </w:r>
-                  <w:proofErr w:type="gramStart"/>
-                  <w:r>
-                    <w:rPr>
-                      <w:sz w:val="21"/>
-                      <w:szCs w:val="21"/>
-                    </w:rPr>
-                    <w:t>Usually</w:t>
-                  </w:r>
-                  <w:proofErr w:type="gramEnd"/>
-                  <w:r>
-                    <w:rPr>
-                      <w:sz w:val="21"/>
-                      <w:szCs w:val="21"/>
-                    </w:rPr>
-                    <w:t xml:space="preserve"> the names will be spelled for you. You need to know the letters of the English alphabet so that you can write the words correctly. If you don't, your answer will be wrong. You will hear the spelling once only.</w:t>
+                    <w:t>In Section 1 of the Listening test you may have to write the name of a person, a place or a website. Usually the names will be spelled for you. You need to know the letters of the English alphabet so that you can write the words correctly. If you don't, your answer will be wrong. You will hear the spelling once only.</w:t>
                   </w:r>
                 </w:p>
               </w:tc>
@@ -13876,7 +14055,7 @@
             </w:r>
           </w:p>
           <w:p>
-            <w:hyperlink r:id="rId27" w:history="1">
+            <w:hyperlink r:id="rId20" w:history="1">
               <w:r>
                 <w:rPr>
                   <w:rStyle w:val="Hyperlink"/>
@@ -13900,13 +14079,8 @@
               <w:spacing w:before="240" w:after="120"/>
             </w:pPr>
             <w:r>
-              <w:t>'Get active' - Is that a __ o __ w _</w:t>
-            </w:r>
-            <w:proofErr w:type="gramStart"/>
-            <w:r>
-              <w:t>_ ?</w:t>
-            </w:r>
-            <w:proofErr w:type="gramEnd"/>
+              <w:t>'Get active' - Is that a __ o __ w __ ?</w:t>
+            </w:r>
           </w:p>
           <w:p>
             <w:pPr>
@@ -13918,15 +14092,7 @@
               <w:spacing w:after="120"/>
             </w:pPr>
             <w:r>
-              <w:t xml:space="preserve">Is </w:t>
-            </w:r>
-            <w:proofErr w:type="gramStart"/>
-            <w:r>
-              <w:t>that[</w:t>
-            </w:r>
-            <w:proofErr w:type="gramEnd"/>
-            <w:r>
-              <w:t xml:space="preserve"> ... ] w __ an 'e' or without?</w:t>
+              <w:t>Is that[ ... ] w __ an 'e' or without?</w:t>
             </w:r>
           </w:p>
           <w:p>
@@ -13939,13 +14105,8 @@
               <w:spacing w:after="120"/>
             </w:pPr>
             <w:r>
-              <w:t>It's got an 'e' at the e _</w:t>
-            </w:r>
-            <w:proofErr w:type="gramStart"/>
-            <w:r>
-              <w:t>_ .</w:t>
-            </w:r>
-            <w:proofErr w:type="gramEnd"/>
+              <w:t>It's got an 'e' at the e __ .</w:t>
+            </w:r>
           </w:p>
           <w:p>
             <w:pPr>
@@ -13957,15 +14118,7 @@
               <w:spacing w:after="120"/>
             </w:pPr>
             <w:r>
-              <w:t xml:space="preserve">Is </w:t>
-            </w:r>
-            <w:proofErr w:type="gramStart"/>
-            <w:r>
-              <w:t>that[</w:t>
-            </w:r>
-            <w:proofErr w:type="gramEnd"/>
-            <w:r>
-              <w:t xml:space="preserve"> ... ] with ad __ 'd', did you say?</w:t>
+              <w:t>Is that[ ... ] with ad __ 'd', did you say?</w:t>
             </w:r>
           </w:p>
         </w:tc>
@@ -14361,23 +14514,7 @@
                       <w:sz w:val="21"/>
                       <w:szCs w:val="21"/>
                     </w:rPr>
-                    <w:t xml:space="preserve">You often use short answers in note completion tasks. In this type of </w:t>
-                  </w:r>
-                  <w:proofErr w:type="gramStart"/>
-                  <w:r>
-                    <w:rPr>
-                      <w:sz w:val="21"/>
-                      <w:szCs w:val="21"/>
-                    </w:rPr>
-                    <w:t>task</w:t>
-                  </w:r>
-                  <w:proofErr w:type="gramEnd"/>
-                  <w:r>
-                    <w:rPr>
-                      <w:sz w:val="21"/>
-                      <w:szCs w:val="21"/>
-                    </w:rPr>
-                    <w:t xml:space="preserve"> you answer questions using up to three words, or two words and/or a number.</w:t>
+                    <w:t>You often use short answers in note completion tasks. In this type of task you answer questions using up to three words, or two words and/or a number.</w:t>
                   </w:r>
                 </w:p>
               </w:tc>
@@ -14951,7 +15088,7 @@
             <w:pPr>
               <w:spacing w:after="120"/>
             </w:pPr>
-            <w:hyperlink r:id="rId28" w:history="1">
+            <w:hyperlink r:id="rId21" w:history="1">
               <w:r>
                 <w:rPr>
                   <w:rStyle w:val="Hyperlink"/>
@@ -15383,7 +15520,7 @@
             <w:pPr>
               <w:spacing w:after="120"/>
             </w:pPr>
-            <w:hyperlink r:id="rId29" w:history="1">
+            <w:hyperlink r:id="rId22" w:history="1">
               <w:r>
                 <w:rPr>
                   <w:rStyle w:val="Hyperlink"/>
@@ -15535,23 +15672,7 @@
                       <w:sz w:val="21"/>
                       <w:szCs w:val="21"/>
                     </w:rPr>
-                    <w:t xml:space="preserve">It is important to check your spelling carefully. If you spell the word incorrectly, your answer will be marked wrong. When you need to answer a question with a number, it is easier and quicker to write it as a number rather than writing it in words. And </w:t>
-                  </w:r>
-                  <w:proofErr w:type="gramStart"/>
-                  <w:r>
-                    <w:rPr>
-                      <w:sz w:val="21"/>
-                      <w:szCs w:val="21"/>
-                    </w:rPr>
-                    <w:t>also</w:t>
-                  </w:r>
-                  <w:proofErr w:type="gramEnd"/>
-                  <w:r>
-                    <w:rPr>
-                      <w:sz w:val="21"/>
-                      <w:szCs w:val="21"/>
-                    </w:rPr>
-                    <w:t xml:space="preserve"> you are less likely to make a mistake.</w:t>
+                    <w:t>It is important to check your spelling carefully. If you spell the word incorrectly, your answer will be marked wrong. When you need to answer a question with a number, it is easier and quicker to write it as a number rather than writing it in words. And also you are less likely to make a mistake.</w:t>
                   </w:r>
                 </w:p>
               </w:tc>
@@ -15721,7 +15842,7 @@
             <w:pPr>
               <w:spacing w:after="120"/>
             </w:pPr>
-            <w:hyperlink r:id="rId30" w:history="1">
+            <w:hyperlink r:id="rId23" w:history="1">
               <w:r>
                 <w:rPr>
                   <w:rStyle w:val="Hyperlink"/>
@@ -16139,7 +16260,7 @@
             <w:pPr>
               <w:pStyle w:val="SS3-115"/>
             </w:pPr>
-            <w:hyperlink r:id="rId31" w:history="1">
+            <w:hyperlink r:id="rId24" w:history="1">
               <w:r>
                 <w:rPr>
                   <w:rStyle w:val="Hyperlink"/>
@@ -17262,7 +17383,7 @@
             <w:pPr>
               <w:spacing w:after="120"/>
             </w:pPr>
-            <w:hyperlink r:id="rId32" w:history="1">
+            <w:hyperlink r:id="rId25" w:history="1">
               <w:r>
                 <w:rPr>
                   <w:rStyle w:val="Hyperlink"/>
@@ -17610,7 +17731,7 @@
                                 <pic:cNvPicPr/>
                               </pic:nvPicPr>
                               <pic:blipFill>
-                                <a:blip r:embed="rId33"/>
+                                <a:blip r:embed="rId26"/>
                                 <a:stretch>
                                   <a:fillRect/>
                                 </a:stretch>
@@ -19432,7 +19553,7 @@
                                 <pic:cNvPicPr/>
                               </pic:nvPicPr>
                               <pic:blipFill>
-                                <a:blip r:embed="rId34"/>
+                                <a:blip r:embed="rId27"/>
                                 <a:stretch>
                                   <a:fillRect/>
                                 </a:stretch>
@@ -19479,7 +19600,7 @@
                                 <pic:cNvPicPr/>
                               </pic:nvPicPr>
                               <pic:blipFill>
-                                <a:blip r:embed="rId35"/>
+                                <a:blip r:embed="rId28"/>
                                 <a:stretch>
                                   <a:fillRect/>
                                 </a:stretch>
@@ -19526,7 +19647,7 @@
                                 <pic:cNvPicPr/>
                               </pic:nvPicPr>
                               <pic:blipFill>
-                                <a:blip r:embed="rId36"/>
+                                <a:blip r:embed="rId29"/>
                                 <a:stretch>
                                   <a:fillRect/>
                                 </a:stretch>
@@ -19933,23 +20054,7 @@
                       <w:sz w:val="21"/>
                       <w:szCs w:val="21"/>
                     </w:rPr>
-                    <w:t xml:space="preserve">In Part 1 of the Speaking test the examiner will ask you questions about familiar everyday topics such as your home town. To answer the </w:t>
-                  </w:r>
-                  <w:proofErr w:type="gramStart"/>
-                  <w:r>
-                    <w:rPr>
-                      <w:sz w:val="21"/>
-                      <w:szCs w:val="21"/>
-                    </w:rPr>
-                    <w:t>questions</w:t>
-                  </w:r>
-                  <w:proofErr w:type="gramEnd"/>
-                  <w:r>
-                    <w:rPr>
-                      <w:sz w:val="21"/>
-                      <w:szCs w:val="21"/>
-                    </w:rPr>
-                    <w:t xml:space="preserve"> you might need to use a range of tenses.</w:t>
+                    <w:t>In Part 1 of the Speaking test the examiner will ask you questions about familiar everyday topics such as your home town. To answer the questions you might need to use a range of tenses.</w:t>
                   </w:r>
                 </w:p>
               </w:tc>
@@ -20528,13 +20633,8 @@
                   <w:r>
                     <w:t xml:space="preserve"> a lot. Ten years </w:t>
                   </w:r>
-                  <w:proofErr w:type="gramStart"/>
-                  <w:r>
-                    <w:t>ago</w:t>
-                  </w:r>
-                  <w:proofErr w:type="gramEnd"/>
-                  <w:r>
-                    <w:t xml:space="preserve"> </w:t>
+                  <w:r>
+                    <w:t xml:space="preserve">ago </w:t>
                   </w:r>
                   <w:r>
                     <w:t xml:space="preserve">we </w:t>
@@ -20770,7 +20870,7 @@
                 <w:rtl/>
               </w:rPr>
             </w:pPr>
-            <w:hyperlink r:id="rId37" w:history="1">
+            <w:hyperlink r:id="rId30" w:history="1">
               <w:r>
                 <w:rPr>
                   <w:rStyle w:val="Hyperlink"/>
@@ -20957,7 +21057,7 @@
             </w:r>
           </w:p>
           <w:p>
-            <w:hyperlink r:id="rId38" w:history="1">
+            <w:hyperlink r:id="rId31" w:history="1">
               <w:r>
                 <w:rPr>
                   <w:rStyle w:val="Hyperlink"/>
@@ -21002,10 +21102,10 @@
                     <w:tblLook w:val="04A0" w:firstRow="1" w:lastRow="0" w:firstColumn="1" w:lastColumn="0" w:noHBand="0" w:noVBand="1"/>
                   </w:tblPr>
                   <w:tblGrid>
-                    <w:gridCol w:w="1831"/>
-                    <w:gridCol w:w="911"/>
-                    <w:gridCol w:w="926"/>
-                    <w:gridCol w:w="957"/>
+                    <w:gridCol w:w="1338"/>
+                    <w:gridCol w:w="1091"/>
+                    <w:gridCol w:w="1095"/>
+                    <w:gridCol w:w="1101"/>
                   </w:tblGrid>
                   <w:tr>
                     <w:tc>
@@ -21479,10 +21579,10 @@
                     <w:tblLook w:val="04A0" w:firstRow="1" w:lastRow="0" w:firstColumn="1" w:lastColumn="0" w:noHBand="0" w:noVBand="1"/>
                   </w:tblPr>
                   <w:tblGrid>
-                    <w:gridCol w:w="2049"/>
-                    <w:gridCol w:w="831"/>
-                    <w:gridCol w:w="852"/>
-                    <w:gridCol w:w="894"/>
+                    <w:gridCol w:w="1831"/>
+                    <w:gridCol w:w="886"/>
+                    <w:gridCol w:w="903"/>
+                    <w:gridCol w:w="938"/>
                   </w:tblGrid>
                   <w:tr>
                     <w:tc>
@@ -22685,7 +22785,7 @@
             </w:r>
           </w:p>
           <w:p>
-            <w:hyperlink r:id="rId39" w:history="1">
+            <w:hyperlink r:id="rId32" w:history="1">
               <w:r>
                 <w:rPr>
                   <w:rStyle w:val="Hyperlink"/>
@@ -23078,7 +23178,7 @@
     <w:p/>
     <w:p/>
     <w:sectPr>
-      <w:footerReference w:type="default" r:id="rId40"/>
+      <w:footerReference w:type="default" r:id="rId33"/>
       <w:pgSz w:w="15842" w:h="30147" w:code="3"/>
       <w:pgMar w:top="720" w:right="720" w:bottom="720" w:left="720" w:header="284" w:footer="284" w:gutter="0"/>
       <w:pgNumType w:start="1"/>
@@ -34362,7 +34462,6 @@
   <w:style w:type="character" w:default="1" w:styleId="DefaultParagraphFont">
     <w:name w:val="Default Paragraph Font"/>
     <w:uiPriority w:val="1"/>
-    <w:semiHidden/>
     <w:unhideWhenUsed/>
   </w:style>
   <w:style w:type="table" w:default="1" w:styleId="TableNormal">
